--- a/SALMAN_timetable.docx
+++ b/SALMAN_timetable.docx
@@ -7,7 +7,12 @@
         <w:pStyle w:val="Title"/>
       </w:pPr>
       <w:r>
-        <w:t>Teacher Timetable - SALMAN</w:t>
+        <w:t>Teacher Timetable — SALMAN</w:t>
+      </w:r>
+    </w:p>
+    <w:p>
+      <w:r>
+        <w:t>Total Weekly Periods: 20</w:t>
       </w:r>
     </w:p>
     <w:tbl>
@@ -17,17 +22,19 @@
         <w:tblLook w:firstColumn="1" w:firstRow="1" w:lastColumn="0" w:lastRow="0" w:noHBand="0" w:noVBand="1" w:val="04A0"/>
       </w:tblPr>
       <w:tblGrid>
-        <w:gridCol w:w="1440"/>
-        <w:gridCol w:w="1440"/>
-        <w:gridCol w:w="1440"/>
-        <w:gridCol w:w="1440"/>
-        <w:gridCol w:w="1440"/>
-        <w:gridCol w:w="1440"/>
+        <w:gridCol w:w="1080"/>
+        <w:gridCol w:w="1080"/>
+        <w:gridCol w:w="1080"/>
+        <w:gridCol w:w="1080"/>
+        <w:gridCol w:w="1080"/>
+        <w:gridCol w:w="1080"/>
+        <w:gridCol w:w="1080"/>
+        <w:gridCol w:w="1080"/>
       </w:tblGrid>
       <w:tr>
         <w:tc>
           <w:tcPr>
-            <w:tcW w:type="dxa" w:w="1440"/>
+            <w:tcW w:type="dxa" w:w="1080"/>
           </w:tcPr>
           <w:p>
             <w:r>
@@ -37,51 +44,71 @@
         </w:tc>
         <w:tc>
           <w:tcPr>
-            <w:tcW w:type="dxa" w:w="1440"/>
+            <w:tcW w:type="dxa" w:w="1080"/>
           </w:tcPr>
           <w:p>
             <w:r>
-              <w:t>Monday</w:t>
+              <w:t>Mon-Thu Time</w:t>
             </w:r>
           </w:p>
         </w:tc>
         <w:tc>
           <w:tcPr>
-            <w:tcW w:type="dxa" w:w="1440"/>
+            <w:tcW w:type="dxa" w:w="1080"/>
           </w:tcPr>
           <w:p>
             <w:r>
-              <w:t>Tuesday</w:t>
+              <w:t>Mon</w:t>
             </w:r>
           </w:p>
         </w:tc>
         <w:tc>
           <w:tcPr>
-            <w:tcW w:type="dxa" w:w="1440"/>
+            <w:tcW w:type="dxa" w:w="1080"/>
           </w:tcPr>
           <w:p>
             <w:r>
-              <w:t>Wednesday</w:t>
+              <w:t>Tue</w:t>
             </w:r>
           </w:p>
         </w:tc>
         <w:tc>
           <w:tcPr>
-            <w:tcW w:type="dxa" w:w="1440"/>
+            <w:tcW w:type="dxa" w:w="1080"/>
           </w:tcPr>
           <w:p>
             <w:r>
-              <w:t>Thursday</w:t>
+              <w:t>Wed</w:t>
             </w:r>
           </w:p>
         </w:tc>
         <w:tc>
           <w:tcPr>
-            <w:tcW w:type="dxa" w:w="1440"/>
+            <w:tcW w:type="dxa" w:w="1080"/>
           </w:tcPr>
           <w:p>
             <w:r>
-              <w:t>Friday</w:t>
+              <w:t>Thu</w:t>
+            </w:r>
+          </w:p>
+        </w:tc>
+        <w:tc>
+          <w:tcPr>
+            <w:tcW w:type="dxa" w:w="1080"/>
+          </w:tcPr>
+          <w:p>
+            <w:r>
+              <w:t>Fri</w:t>
+            </w:r>
+          </w:p>
+        </w:tc>
+        <w:tc>
+          <w:tcPr>
+            <w:tcW w:type="dxa" w:w="1080"/>
+          </w:tcPr>
+          <w:p>
+            <w:r>
+              <w:t>Fri Time</w:t>
             </w:r>
           </w:p>
         </w:tc>
@@ -89,7 +116,7 @@
       <w:tr>
         <w:tc>
           <w:tcPr>
-            <w:tcW w:type="dxa" w:w="1440"/>
+            <w:tcW w:type="dxa" w:w="1080"/>
           </w:tcPr>
           <w:p>
             <w:r>
@@ -99,7 +126,17 @@
         </w:tc>
         <w:tc>
           <w:tcPr>
-            <w:tcW w:type="dxa" w:w="1440"/>
+            <w:tcW w:type="dxa" w:w="1080"/>
+          </w:tcPr>
+          <w:p>
+            <w:r>
+              <w:t>8:00-8:50</w:t>
+            </w:r>
+          </w:p>
+        </w:tc>
+        <w:tc>
+          <w:tcPr>
+            <w:tcW w:type="dxa" w:w="1080"/>
           </w:tcPr>
           <w:p>
             <w:r/>
@@ -107,7 +144,7 @@
         </w:tc>
         <w:tc>
           <w:tcPr>
-            <w:tcW w:type="dxa" w:w="1440"/>
+            <w:tcW w:type="dxa" w:w="1080"/>
           </w:tcPr>
           <w:p>
             <w:r/>
@@ -115,7 +152,7 @@
         </w:tc>
         <w:tc>
           <w:tcPr>
-            <w:tcW w:type="dxa" w:w="1440"/>
+            <w:tcW w:type="dxa" w:w="1080"/>
           </w:tcPr>
           <w:p>
             <w:r/>
@@ -123,7 +160,7 @@
         </w:tc>
         <w:tc>
           <w:tcPr>
-            <w:tcW w:type="dxa" w:w="1440"/>
+            <w:tcW w:type="dxa" w:w="1080"/>
           </w:tcPr>
           <w:p>
             <w:r/>
@@ -131,17 +168,27 @@
         </w:tc>
         <w:tc>
           <w:tcPr>
-            <w:tcW w:type="dxa" w:w="1440"/>
+            <w:tcW w:type="dxa" w:w="1080"/>
           </w:tcPr>
           <w:p>
             <w:r/>
+          </w:p>
+        </w:tc>
+        <w:tc>
+          <w:tcPr>
+            <w:tcW w:type="dxa" w:w="1080"/>
+          </w:tcPr>
+          <w:p>
+            <w:r>
+              <w:t>8:00-8:40</w:t>
+            </w:r>
           </w:p>
         </w:tc>
       </w:tr>
       <w:tr>
         <w:tc>
           <w:tcPr>
-            <w:tcW w:type="dxa" w:w="1440"/>
+            <w:tcW w:type="dxa" w:w="1080"/>
           </w:tcPr>
           <w:p>
             <w:r>
@@ -151,7 +198,17 @@
         </w:tc>
         <w:tc>
           <w:tcPr>
-            <w:tcW w:type="dxa" w:w="1440"/>
+            <w:tcW w:type="dxa" w:w="1080"/>
+          </w:tcPr>
+          <w:p>
+            <w:r>
+              <w:t>8:50-9:30</w:t>
+            </w:r>
+          </w:p>
+        </w:tc>
+        <w:tc>
+          <w:tcPr>
+            <w:tcW w:type="dxa" w:w="1080"/>
           </w:tcPr>
           <w:p>
             <w:r/>
@@ -159,7 +216,7 @@
         </w:tc>
         <w:tc>
           <w:tcPr>
-            <w:tcW w:type="dxa" w:w="1440"/>
+            <w:tcW w:type="dxa" w:w="1080"/>
           </w:tcPr>
           <w:p>
             <w:r>
@@ -171,7 +228,7 @@
         </w:tc>
         <w:tc>
           <w:tcPr>
-            <w:tcW w:type="dxa" w:w="1440"/>
+            <w:tcW w:type="dxa" w:w="1080"/>
           </w:tcPr>
           <w:p>
             <w:r>
@@ -183,7 +240,7 @@
         </w:tc>
         <w:tc>
           <w:tcPr>
-            <w:tcW w:type="dxa" w:w="1440"/>
+            <w:tcW w:type="dxa" w:w="1080"/>
           </w:tcPr>
           <w:p>
             <w:r>
@@ -195,7 +252,7 @@
         </w:tc>
         <w:tc>
           <w:tcPr>
-            <w:tcW w:type="dxa" w:w="1440"/>
+            <w:tcW w:type="dxa" w:w="1080"/>
           </w:tcPr>
           <w:p>
             <w:r>
@@ -205,11 +262,21 @@
             </w:r>
           </w:p>
         </w:tc>
+        <w:tc>
+          <w:tcPr>
+            <w:tcW w:type="dxa" w:w="1080"/>
+          </w:tcPr>
+          <w:p>
+            <w:r>
+              <w:t>8:40-9:15</w:t>
+            </w:r>
+          </w:p>
+        </w:tc>
       </w:tr>
       <w:tr>
         <w:tc>
           <w:tcPr>
-            <w:tcW w:type="dxa" w:w="1440"/>
+            <w:tcW w:type="dxa" w:w="1080"/>
           </w:tcPr>
           <w:p>
             <w:r>
@@ -219,7 +286,17 @@
         </w:tc>
         <w:tc>
           <w:tcPr>
-            <w:tcW w:type="dxa" w:w="1440"/>
+            <w:tcW w:type="dxa" w:w="1080"/>
+          </w:tcPr>
+          <w:p>
+            <w:r>
+              <w:t>9:30-10:10</w:t>
+            </w:r>
+          </w:p>
+        </w:tc>
+        <w:tc>
+          <w:tcPr>
+            <w:tcW w:type="dxa" w:w="1080"/>
           </w:tcPr>
           <w:p>
             <w:r>
@@ -231,7 +308,7 @@
         </w:tc>
         <w:tc>
           <w:tcPr>
-            <w:tcW w:type="dxa" w:w="1440"/>
+            <w:tcW w:type="dxa" w:w="1080"/>
           </w:tcPr>
           <w:p>
             <w:r>
@@ -243,7 +320,7 @@
         </w:tc>
         <w:tc>
           <w:tcPr>
-            <w:tcW w:type="dxa" w:w="1440"/>
+            <w:tcW w:type="dxa" w:w="1080"/>
           </w:tcPr>
           <w:p>
             <w:r/>
@@ -251,7 +328,7 @@
         </w:tc>
         <w:tc>
           <w:tcPr>
-            <w:tcW w:type="dxa" w:w="1440"/>
+            <w:tcW w:type="dxa" w:w="1080"/>
           </w:tcPr>
           <w:p>
             <w:r/>
@@ -259,17 +336,27 @@
         </w:tc>
         <w:tc>
           <w:tcPr>
-            <w:tcW w:type="dxa" w:w="1440"/>
+            <w:tcW w:type="dxa" w:w="1080"/>
           </w:tcPr>
           <w:p>
             <w:r/>
+          </w:p>
+        </w:tc>
+        <w:tc>
+          <w:tcPr>
+            <w:tcW w:type="dxa" w:w="1080"/>
+          </w:tcPr>
+          <w:p>
+            <w:r>
+              <w:t>9:15-9:50</w:t>
+            </w:r>
           </w:p>
         </w:tc>
       </w:tr>
       <w:tr>
         <w:tc>
           <w:tcPr>
-            <w:tcW w:type="dxa" w:w="1440"/>
+            <w:tcW w:type="dxa" w:w="1080"/>
           </w:tcPr>
           <w:p>
             <w:r>
@@ -279,7 +366,17 @@
         </w:tc>
         <w:tc>
           <w:tcPr>
-            <w:tcW w:type="dxa" w:w="1440"/>
+            <w:tcW w:type="dxa" w:w="1080"/>
+          </w:tcPr>
+          <w:p>
+            <w:r>
+              <w:t>10:10-10:50</w:t>
+            </w:r>
+          </w:p>
+        </w:tc>
+        <w:tc>
+          <w:tcPr>
+            <w:tcW w:type="dxa" w:w="1080"/>
           </w:tcPr>
           <w:p>
             <w:r>
@@ -291,7 +388,7 @@
         </w:tc>
         <w:tc>
           <w:tcPr>
-            <w:tcW w:type="dxa" w:w="1440"/>
+            <w:tcW w:type="dxa" w:w="1080"/>
           </w:tcPr>
           <w:p>
             <w:r/>
@@ -299,7 +396,7 @@
         </w:tc>
         <w:tc>
           <w:tcPr>
-            <w:tcW w:type="dxa" w:w="1440"/>
+            <w:tcW w:type="dxa" w:w="1080"/>
           </w:tcPr>
           <w:p>
             <w:r>
@@ -311,7 +408,7 @@
         </w:tc>
         <w:tc>
           <w:tcPr>
-            <w:tcW w:type="dxa" w:w="1440"/>
+            <w:tcW w:type="dxa" w:w="1080"/>
           </w:tcPr>
           <w:p>
             <w:r>
@@ -323,17 +420,27 @@
         </w:tc>
         <w:tc>
           <w:tcPr>
-            <w:tcW w:type="dxa" w:w="1440"/>
+            <w:tcW w:type="dxa" w:w="1080"/>
           </w:tcPr>
           <w:p>
             <w:r/>
+          </w:p>
+        </w:tc>
+        <w:tc>
+          <w:tcPr>
+            <w:tcW w:type="dxa" w:w="1080"/>
+          </w:tcPr>
+          <w:p>
+            <w:r>
+              <w:t>9:50-10:25</w:t>
+            </w:r>
           </w:p>
         </w:tc>
       </w:tr>
       <w:tr>
         <w:tc>
           <w:tcPr>
-            <w:tcW w:type="dxa" w:w="1440"/>
+            <w:tcW w:type="dxa" w:w="1080"/>
           </w:tcPr>
           <w:p>
             <w:r>
@@ -343,7 +450,17 @@
         </w:tc>
         <w:tc>
           <w:tcPr>
-            <w:tcW w:type="dxa" w:w="1440"/>
+            <w:tcW w:type="dxa" w:w="1080"/>
+          </w:tcPr>
+          <w:p>
+            <w:r>
+              <w:t>10:50-11:30</w:t>
+            </w:r>
+          </w:p>
+        </w:tc>
+        <w:tc>
+          <w:tcPr>
+            <w:tcW w:type="dxa" w:w="1080"/>
           </w:tcPr>
           <w:p>
             <w:r>
@@ -355,7 +472,7 @@
         </w:tc>
         <w:tc>
           <w:tcPr>
-            <w:tcW w:type="dxa" w:w="1440"/>
+            <w:tcW w:type="dxa" w:w="1080"/>
           </w:tcPr>
           <w:p>
             <w:r/>
@@ -363,7 +480,7 @@
         </w:tc>
         <w:tc>
           <w:tcPr>
-            <w:tcW w:type="dxa" w:w="1440"/>
+            <w:tcW w:type="dxa" w:w="1080"/>
           </w:tcPr>
           <w:p>
             <w:r>
@@ -375,7 +492,7 @@
         </w:tc>
         <w:tc>
           <w:tcPr>
-            <w:tcW w:type="dxa" w:w="1440"/>
+            <w:tcW w:type="dxa" w:w="1080"/>
           </w:tcPr>
           <w:p>
             <w:r>
@@ -387,7 +504,81 @@
         </w:tc>
         <w:tc>
           <w:tcPr>
-            <w:tcW w:type="dxa" w:w="1440"/>
+            <w:tcW w:type="dxa" w:w="1080"/>
+          </w:tcPr>
+          <w:p>
+            <w:r>
+              <w:t>Lunch</w:t>
+            </w:r>
+          </w:p>
+        </w:tc>
+        <w:tc>
+          <w:tcPr>
+            <w:tcW w:type="dxa" w:w="1080"/>
+          </w:tcPr>
+          <w:p>
+            <w:r>
+              <w:t>10:55-11:35</w:t>
+            </w:r>
+          </w:p>
+        </w:tc>
+      </w:tr>
+      <w:tr>
+        <w:tc>
+          <w:tcPr>
+            <w:tcW w:type="dxa" w:w="1080"/>
+          </w:tcPr>
+          <w:p>
+            <w:r>
+              <w:t>Lunch</w:t>
+            </w:r>
+          </w:p>
+        </w:tc>
+        <w:tc>
+          <w:tcPr>
+            <w:tcW w:type="dxa" w:w="1080"/>
+          </w:tcPr>
+          <w:p>
+            <w:r>
+              <w:t>11:30-12:00</w:t>
+            </w:r>
+          </w:p>
+        </w:tc>
+        <w:tc>
+          <w:tcPr>
+            <w:tcW w:type="dxa" w:w="1080"/>
+          </w:tcPr>
+          <w:p>
+            <w:r/>
+          </w:p>
+        </w:tc>
+        <w:tc>
+          <w:tcPr>
+            <w:tcW w:type="dxa" w:w="1080"/>
+          </w:tcPr>
+          <w:p>
+            <w:r/>
+          </w:p>
+        </w:tc>
+        <w:tc>
+          <w:tcPr>
+            <w:tcW w:type="dxa" w:w="1080"/>
+          </w:tcPr>
+          <w:p>
+            <w:r/>
+          </w:p>
+        </w:tc>
+        <w:tc>
+          <w:tcPr>
+            <w:tcW w:type="dxa" w:w="1080"/>
+          </w:tcPr>
+          <w:p>
+            <w:r/>
+          </w:p>
+        </w:tc>
+        <w:tc>
+          <w:tcPr>
+            <w:tcW w:type="dxa" w:w="1080"/>
           </w:tcPr>
           <w:p>
             <w:r>
@@ -397,63 +588,21 @@
             </w:r>
           </w:p>
         </w:tc>
-      </w:tr>
-      <w:tr>
         <w:tc>
           <w:tcPr>
-            <w:tcW w:type="dxa" w:w="1440"/>
+            <w:tcW w:type="dxa" w:w="1080"/>
           </w:tcPr>
           <w:p>
             <w:r>
-              <w:t>Lunch</w:t>
+              <w:t>10:25-10:55</w:t>
             </w:r>
-          </w:p>
-        </w:tc>
-        <w:tc>
-          <w:tcPr>
-            <w:tcW w:type="dxa" w:w="1440"/>
-          </w:tcPr>
-          <w:p>
-            <w:r/>
-          </w:p>
-        </w:tc>
-        <w:tc>
-          <w:tcPr>
-            <w:tcW w:type="dxa" w:w="1440"/>
-          </w:tcPr>
-          <w:p>
-            <w:r/>
-          </w:p>
-        </w:tc>
-        <w:tc>
-          <w:tcPr>
-            <w:tcW w:type="dxa" w:w="1440"/>
-          </w:tcPr>
-          <w:p>
-            <w:r/>
-          </w:p>
-        </w:tc>
-        <w:tc>
-          <w:tcPr>
-            <w:tcW w:type="dxa" w:w="1440"/>
-          </w:tcPr>
-          <w:p>
-            <w:r/>
-          </w:p>
-        </w:tc>
-        <w:tc>
-          <w:tcPr>
-            <w:tcW w:type="dxa" w:w="1440"/>
-          </w:tcPr>
-          <w:p>
-            <w:r/>
           </w:p>
         </w:tc>
       </w:tr>
       <w:tr>
         <w:tc>
           <w:tcPr>
-            <w:tcW w:type="dxa" w:w="1440"/>
+            <w:tcW w:type="dxa" w:w="1080"/>
           </w:tcPr>
           <w:p>
             <w:r>
@@ -463,7 +612,17 @@
         </w:tc>
         <w:tc>
           <w:tcPr>
-            <w:tcW w:type="dxa" w:w="1440"/>
+            <w:tcW w:type="dxa" w:w="1080"/>
+          </w:tcPr>
+          <w:p>
+            <w:r>
+              <w:t>12:00-12:40</w:t>
+            </w:r>
+          </w:p>
+        </w:tc>
+        <w:tc>
+          <w:tcPr>
+            <w:tcW w:type="dxa" w:w="1080"/>
           </w:tcPr>
           <w:p>
             <w:r/>
@@ -471,7 +630,7 @@
         </w:tc>
         <w:tc>
           <w:tcPr>
-            <w:tcW w:type="dxa" w:w="1440"/>
+            <w:tcW w:type="dxa" w:w="1080"/>
           </w:tcPr>
           <w:p>
             <w:r/>
@@ -479,7 +638,7 @@
         </w:tc>
         <w:tc>
           <w:tcPr>
-            <w:tcW w:type="dxa" w:w="1440"/>
+            <w:tcW w:type="dxa" w:w="1080"/>
           </w:tcPr>
           <w:p>
             <w:r>
@@ -491,7 +650,7 @@
         </w:tc>
         <w:tc>
           <w:tcPr>
-            <w:tcW w:type="dxa" w:w="1440"/>
+            <w:tcW w:type="dxa" w:w="1080"/>
           </w:tcPr>
           <w:p>
             <w:r/>
@@ -499,7 +658,7 @@
         </w:tc>
         <w:tc>
           <w:tcPr>
-            <w:tcW w:type="dxa" w:w="1440"/>
+            <w:tcW w:type="dxa" w:w="1080"/>
           </w:tcPr>
           <w:p>
             <w:r>
@@ -509,11 +668,21 @@
             </w:r>
           </w:p>
         </w:tc>
+        <w:tc>
+          <w:tcPr>
+            <w:tcW w:type="dxa" w:w="1080"/>
+          </w:tcPr>
+          <w:p>
+            <w:r>
+              <w:t>11:35-12:15</w:t>
+            </w:r>
+          </w:p>
+        </w:tc>
       </w:tr>
       <w:tr>
         <w:tc>
           <w:tcPr>
-            <w:tcW w:type="dxa" w:w="1440"/>
+            <w:tcW w:type="dxa" w:w="1080"/>
           </w:tcPr>
           <w:p>
             <w:r>
@@ -523,7 +692,17 @@
         </w:tc>
         <w:tc>
           <w:tcPr>
-            <w:tcW w:type="dxa" w:w="1440"/>
+            <w:tcW w:type="dxa" w:w="1080"/>
+          </w:tcPr>
+          <w:p>
+            <w:r>
+              <w:t>12:40-1:20</w:t>
+            </w:r>
+          </w:p>
+        </w:tc>
+        <w:tc>
+          <w:tcPr>
+            <w:tcW w:type="dxa" w:w="1080"/>
           </w:tcPr>
           <w:p>
             <w:r/>
@@ -531,7 +710,7 @@
         </w:tc>
         <w:tc>
           <w:tcPr>
-            <w:tcW w:type="dxa" w:w="1440"/>
+            <w:tcW w:type="dxa" w:w="1080"/>
           </w:tcPr>
           <w:p>
             <w:r>
@@ -543,7 +722,7 @@
         </w:tc>
         <w:tc>
           <w:tcPr>
-            <w:tcW w:type="dxa" w:w="1440"/>
+            <w:tcW w:type="dxa" w:w="1080"/>
           </w:tcPr>
           <w:p>
             <w:r/>
@@ -551,7 +730,7 @@
         </w:tc>
         <w:tc>
           <w:tcPr>
-            <w:tcW w:type="dxa" w:w="1440"/>
+            <w:tcW w:type="dxa" w:w="1080"/>
           </w:tcPr>
           <w:p>
             <w:r>
@@ -563,7 +742,15 @@
         </w:tc>
         <w:tc>
           <w:tcPr>
-            <w:tcW w:type="dxa" w:w="1440"/>
+            <w:tcW w:type="dxa" w:w="1080"/>
+          </w:tcPr>
+          <w:p>
+            <w:r/>
+          </w:p>
+        </w:tc>
+        <w:tc>
+          <w:tcPr>
+            <w:tcW w:type="dxa" w:w="1080"/>
           </w:tcPr>
           <w:p>
             <w:r/>
@@ -573,7 +760,7 @@
       <w:tr>
         <w:tc>
           <w:tcPr>
-            <w:tcW w:type="dxa" w:w="1440"/>
+            <w:tcW w:type="dxa" w:w="1080"/>
           </w:tcPr>
           <w:p>
             <w:r>
@@ -583,7 +770,17 @@
         </w:tc>
         <w:tc>
           <w:tcPr>
-            <w:tcW w:type="dxa" w:w="1440"/>
+            <w:tcW w:type="dxa" w:w="1080"/>
+          </w:tcPr>
+          <w:p>
+            <w:r>
+              <w:t>1:20-2:00</w:t>
+            </w:r>
+          </w:p>
+        </w:tc>
+        <w:tc>
+          <w:tcPr>
+            <w:tcW w:type="dxa" w:w="1080"/>
           </w:tcPr>
           <w:p>
             <w:r>
@@ -595,7 +792,7 @@
         </w:tc>
         <w:tc>
           <w:tcPr>
-            <w:tcW w:type="dxa" w:w="1440"/>
+            <w:tcW w:type="dxa" w:w="1080"/>
           </w:tcPr>
           <w:p>
             <w:r>
@@ -607,7 +804,7 @@
         </w:tc>
         <w:tc>
           <w:tcPr>
-            <w:tcW w:type="dxa" w:w="1440"/>
+            <w:tcW w:type="dxa" w:w="1080"/>
           </w:tcPr>
           <w:p>
             <w:r/>
@@ -615,7 +812,7 @@
         </w:tc>
         <w:tc>
           <w:tcPr>
-            <w:tcW w:type="dxa" w:w="1440"/>
+            <w:tcW w:type="dxa" w:w="1080"/>
           </w:tcPr>
           <w:p>
             <w:r>
@@ -627,7 +824,15 @@
         </w:tc>
         <w:tc>
           <w:tcPr>
-            <w:tcW w:type="dxa" w:w="1440"/>
+            <w:tcW w:type="dxa" w:w="1080"/>
+          </w:tcPr>
+          <w:p>
+            <w:r/>
+          </w:p>
+        </w:tc>
+        <w:tc>
+          <w:tcPr>
+            <w:tcW w:type="dxa" w:w="1080"/>
           </w:tcPr>
           <w:p>
             <w:r/>

--- a/SALMAN_timetable.docx
+++ b/SALMAN_timetable.docx
@@ -22,92 +22,116 @@
         <w:tblLook w:firstColumn="1" w:firstRow="1" w:lastColumn="0" w:lastRow="0" w:noHBand="0" w:noVBand="1" w:val="04A0"/>
       </w:tblPr>
       <w:tblGrid>
-        <w:gridCol w:w="1080"/>
-        <w:gridCol w:w="1080"/>
-        <w:gridCol w:w="1080"/>
-        <w:gridCol w:w="1080"/>
-        <w:gridCol w:w="1080"/>
-        <w:gridCol w:w="1080"/>
-        <w:gridCol w:w="1080"/>
-        <w:gridCol w:w="1080"/>
+        <w:gridCol w:w="1530"/>
+        <w:gridCol w:w="1530"/>
+        <w:gridCol w:w="1530"/>
+        <w:gridCol w:w="1530"/>
+        <w:gridCol w:w="1530"/>
+        <w:gridCol w:w="1530"/>
+        <w:gridCol w:w="1530"/>
+        <w:gridCol w:w="1530"/>
       </w:tblGrid>
       <w:tr>
         <w:tc>
           <w:tcPr>
-            <w:tcW w:type="dxa" w:w="1080"/>
+            <w:tcW w:type="dxa" w:w="1530"/>
           </w:tcPr>
           <w:p>
             <w:r>
+              <w:rPr>
+                <w:b/>
+              </w:rPr>
               <w:t>Period</w:t>
             </w:r>
           </w:p>
         </w:tc>
         <w:tc>
           <w:tcPr>
-            <w:tcW w:type="dxa" w:w="1080"/>
+            <w:tcW w:type="dxa" w:w="1530"/>
           </w:tcPr>
           <w:p>
             <w:r>
-              <w:t>Mon-Thu Time</w:t>
+              <w:rPr>
+                <w:b/>
+              </w:rPr>
+              <w:t>Mon-Wed Time</w:t>
             </w:r>
           </w:p>
         </w:tc>
         <w:tc>
           <w:tcPr>
-            <w:tcW w:type="dxa" w:w="1080"/>
+            <w:tcW w:type="dxa" w:w="1530"/>
           </w:tcPr>
           <w:p>
             <w:r>
+              <w:rPr>
+                <w:b/>
+              </w:rPr>
               <w:t>Mon</w:t>
             </w:r>
           </w:p>
         </w:tc>
         <w:tc>
           <w:tcPr>
-            <w:tcW w:type="dxa" w:w="1080"/>
+            <w:tcW w:type="dxa" w:w="1530"/>
           </w:tcPr>
           <w:p>
             <w:r>
+              <w:rPr>
+                <w:b/>
+              </w:rPr>
               <w:t>Tue</w:t>
             </w:r>
           </w:p>
         </w:tc>
         <w:tc>
           <w:tcPr>
-            <w:tcW w:type="dxa" w:w="1080"/>
+            <w:tcW w:type="dxa" w:w="1530"/>
           </w:tcPr>
           <w:p>
             <w:r>
+              <w:rPr>
+                <w:b/>
+              </w:rPr>
               <w:t>Wed</w:t>
             </w:r>
           </w:p>
         </w:tc>
         <w:tc>
           <w:tcPr>
-            <w:tcW w:type="dxa" w:w="1080"/>
+            <w:tcW w:type="dxa" w:w="1530"/>
           </w:tcPr>
           <w:p>
             <w:r>
+              <w:rPr>
+                <w:b/>
+              </w:rPr>
               <w:t>Thu</w:t>
             </w:r>
           </w:p>
         </w:tc>
         <w:tc>
           <w:tcPr>
-            <w:tcW w:type="dxa" w:w="1080"/>
+            <w:tcW w:type="dxa" w:w="1530"/>
           </w:tcPr>
           <w:p>
             <w:r>
+              <w:rPr>
+                <w:b/>
+              </w:rPr>
               <w:t>Fri</w:t>
             </w:r>
           </w:p>
         </w:tc>
         <w:tc>
           <w:tcPr>
-            <w:tcW w:type="dxa" w:w="1080"/>
+            <w:tcW w:type="dxa" w:w="1530"/>
           </w:tcPr>
           <w:p>
             <w:r>
+              <w:rPr>
+                <w:b/>
+              </w:rPr>
               <w:t>Fri Time</w:t>
             </w:r>
           </w:p>
@@ -116,7 +140,7 @@
       <w:tr>
         <w:tc>
           <w:tcPr>
-            <w:tcW w:type="dxa" w:w="1080"/>
+            <w:tcW w:type="dxa" w:w="1530"/>
           </w:tcPr>
           <w:p>
             <w:r>
@@ -126,7 +150,7 @@
         </w:tc>
         <w:tc>
           <w:tcPr>
-            <w:tcW w:type="dxa" w:w="1080"/>
+            <w:tcW w:type="dxa" w:w="1530"/>
           </w:tcPr>
           <w:p>
             <w:r>
@@ -136,7 +160,7 @@
         </w:tc>
         <w:tc>
           <w:tcPr>
-            <w:tcW w:type="dxa" w:w="1080"/>
+            <w:tcW w:type="dxa" w:w="1530"/>
           </w:tcPr>
           <w:p>
             <w:r/>
@@ -144,7 +168,7 @@
         </w:tc>
         <w:tc>
           <w:tcPr>
-            <w:tcW w:type="dxa" w:w="1080"/>
+            <w:tcW w:type="dxa" w:w="1530"/>
           </w:tcPr>
           <w:p>
             <w:r/>
@@ -152,7 +176,7 @@
         </w:tc>
         <w:tc>
           <w:tcPr>
-            <w:tcW w:type="dxa" w:w="1080"/>
+            <w:tcW w:type="dxa" w:w="1530"/>
           </w:tcPr>
           <w:p>
             <w:r/>
@@ -160,7 +184,7 @@
         </w:tc>
         <w:tc>
           <w:tcPr>
-            <w:tcW w:type="dxa" w:w="1080"/>
+            <w:tcW w:type="dxa" w:w="1530"/>
           </w:tcPr>
           <w:p>
             <w:r/>
@@ -168,15 +192,19 @@
         </w:tc>
         <w:tc>
           <w:tcPr>
-            <w:tcW w:type="dxa" w:w="1080"/>
+            <w:tcW w:type="dxa" w:w="1530"/>
           </w:tcPr>
           <w:p>
-            <w:r/>
+            <w:r>
+              <w:t>9D</w:t>
+              <w:br/>
+              <w:t>ISLAMIAT IX</w:t>
+            </w:r>
           </w:p>
         </w:tc>
         <w:tc>
           <w:tcPr>
-            <w:tcW w:type="dxa" w:w="1080"/>
+            <w:tcW w:type="dxa" w:w="1530"/>
           </w:tcPr>
           <w:p>
             <w:r>
@@ -188,7 +216,7 @@
       <w:tr>
         <w:tc>
           <w:tcPr>
-            <w:tcW w:type="dxa" w:w="1080"/>
+            <w:tcW w:type="dxa" w:w="1530"/>
           </w:tcPr>
           <w:p>
             <w:r>
@@ -198,7 +226,7 @@
         </w:tc>
         <w:tc>
           <w:tcPr>
-            <w:tcW w:type="dxa" w:w="1080"/>
+            <w:tcW w:type="dxa" w:w="1530"/>
           </w:tcPr>
           <w:p>
             <w:r>
@@ -208,7 +236,99 @@
         </w:tc>
         <w:tc>
           <w:tcPr>
-            <w:tcW w:type="dxa" w:w="1080"/>
+            <w:tcW w:type="dxa" w:w="1530"/>
+          </w:tcPr>
+          <w:p>
+            <w:r>
+              <w:t>9A</w:t>
+              <w:br/>
+              <w:t>ISLAMIAT IX</w:t>
+            </w:r>
+          </w:p>
+        </w:tc>
+        <w:tc>
+          <w:tcPr>
+            <w:tcW w:type="dxa" w:w="1530"/>
+          </w:tcPr>
+          <w:p>
+            <w:r>
+              <w:t>9D</w:t>
+              <w:br/>
+              <w:t>ISLAMIAT IX</w:t>
+            </w:r>
+          </w:p>
+        </w:tc>
+        <w:tc>
+          <w:tcPr>
+            <w:tcW w:type="dxa" w:w="1530"/>
+          </w:tcPr>
+          <w:p>
+            <w:r>
+              <w:t>9D</w:t>
+              <w:br/>
+              <w:t>ISLAMIAT IX</w:t>
+            </w:r>
+          </w:p>
+        </w:tc>
+        <w:tc>
+          <w:tcPr>
+            <w:tcW w:type="dxa" w:w="1530"/>
+          </w:tcPr>
+          <w:p>
+            <w:r>
+              <w:t>9D</w:t>
+              <w:br/>
+              <w:t>ISLAMIAT IX</w:t>
+            </w:r>
+          </w:p>
+        </w:tc>
+        <w:tc>
+          <w:tcPr>
+            <w:tcW w:type="dxa" w:w="1530"/>
+          </w:tcPr>
+          <w:p>
+            <w:r>
+              <w:t>9A</w:t>
+              <w:br/>
+              <w:t>ISLAMIAT IX</w:t>
+            </w:r>
+          </w:p>
+        </w:tc>
+        <w:tc>
+          <w:tcPr>
+            <w:tcW w:type="dxa" w:w="1530"/>
+          </w:tcPr>
+          <w:p>
+            <w:r>
+              <w:t>8:40-9:15</w:t>
+            </w:r>
+          </w:p>
+        </w:tc>
+      </w:tr>
+      <w:tr>
+        <w:tc>
+          <w:tcPr>
+            <w:tcW w:type="dxa" w:w="1530"/>
+          </w:tcPr>
+          <w:p>
+            <w:r>
+              <w:t>P3</w:t>
+            </w:r>
+          </w:p>
+        </w:tc>
+        <w:tc>
+          <w:tcPr>
+            <w:tcW w:type="dxa" w:w="1530"/>
+          </w:tcPr>
+          <w:p>
+            <w:r>
+              <w:t>9:30-10:10</w:t>
+            </w:r>
+          </w:p>
+        </w:tc>
+        <w:tc>
+          <w:tcPr>
+            <w:tcW w:type="dxa" w:w="1530"/>
           </w:tcPr>
           <w:p>
             <w:r/>
@@ -216,7 +336,39 @@
         </w:tc>
         <w:tc>
           <w:tcPr>
-            <w:tcW w:type="dxa" w:w="1080"/>
+            <w:tcW w:type="dxa" w:w="1530"/>
+          </w:tcPr>
+          <w:p>
+            <w:r>
+              <w:t>9A</w:t>
+              <w:br/>
+              <w:t>ISLAMIAT IX</w:t>
+            </w:r>
+          </w:p>
+        </w:tc>
+        <w:tc>
+          <w:tcPr>
+            <w:tcW w:type="dxa" w:w="1530"/>
+          </w:tcPr>
+          <w:p>
+            <w:r>
+              <w:t>6D</w:t>
+              <w:br/>
+              <w:t>ISLAMIAT</w:t>
+            </w:r>
+          </w:p>
+        </w:tc>
+        <w:tc>
+          <w:tcPr>
+            <w:tcW w:type="dxa" w:w="1530"/>
+          </w:tcPr>
+          <w:p>
+            <w:r/>
+          </w:p>
+        </w:tc>
+        <w:tc>
+          <w:tcPr>
+            <w:tcW w:type="dxa" w:w="1530"/>
           </w:tcPr>
           <w:p>
             <w:r>
@@ -228,7 +380,271 @@
         </w:tc>
         <w:tc>
           <w:tcPr>
-            <w:tcW w:type="dxa" w:w="1080"/>
+            <w:tcW w:type="dxa" w:w="1530"/>
+          </w:tcPr>
+          <w:p>
+            <w:r>
+              <w:t>9:15-9:50</w:t>
+            </w:r>
+          </w:p>
+        </w:tc>
+      </w:tr>
+      <w:tr>
+        <w:tc>
+          <w:tcPr>
+            <w:tcW w:type="dxa" w:w="1530"/>
+          </w:tcPr>
+          <w:p>
+            <w:r>
+              <w:t>P4</w:t>
+            </w:r>
+          </w:p>
+        </w:tc>
+        <w:tc>
+          <w:tcPr>
+            <w:tcW w:type="dxa" w:w="1530"/>
+          </w:tcPr>
+          <w:p>
+            <w:r>
+              <w:t>10:10-10:50</w:t>
+            </w:r>
+          </w:p>
+        </w:tc>
+        <w:tc>
+          <w:tcPr>
+            <w:tcW w:type="dxa" w:w="1530"/>
+          </w:tcPr>
+          <w:p>
+            <w:r/>
+          </w:p>
+        </w:tc>
+        <w:tc>
+          <w:tcPr>
+            <w:tcW w:type="dxa" w:w="1530"/>
+          </w:tcPr>
+          <w:p>
+            <w:r/>
+          </w:p>
+        </w:tc>
+        <w:tc>
+          <w:tcPr>
+            <w:tcW w:type="dxa" w:w="1530"/>
+          </w:tcPr>
+          <w:p>
+            <w:r>
+              <w:t>9A</w:t>
+              <w:br/>
+              <w:t>ISLAMIAT IX</w:t>
+            </w:r>
+          </w:p>
+        </w:tc>
+        <w:tc>
+          <w:tcPr>
+            <w:tcW w:type="dxa" w:w="1530"/>
+          </w:tcPr>
+          <w:p>
+            <w:r>
+              <w:t>6D</w:t>
+              <w:br/>
+              <w:t>ARABIC</w:t>
+            </w:r>
+          </w:p>
+        </w:tc>
+        <w:tc>
+          <w:tcPr>
+            <w:tcW w:type="dxa" w:w="1530"/>
+          </w:tcPr>
+          <w:p>
+            <w:r/>
+          </w:p>
+        </w:tc>
+        <w:tc>
+          <w:tcPr>
+            <w:tcW w:type="dxa" w:w="1530"/>
+          </w:tcPr>
+          <w:p>
+            <w:r>
+              <w:t>9:50-10:25</w:t>
+            </w:r>
+          </w:p>
+        </w:tc>
+      </w:tr>
+      <w:tr>
+        <w:tc>
+          <w:tcPr>
+            <w:tcW w:type="dxa" w:w="1530"/>
+          </w:tcPr>
+          <w:p>
+            <w:r>
+              <w:t>Lunch</w:t>
+            </w:r>
+          </w:p>
+        </w:tc>
+        <w:tc>
+          <w:tcPr>
+            <w:tcW w:type="dxa" w:w="1530"/>
+          </w:tcPr>
+          <w:p>
+            <w:r>
+              <w:t>10:50-11:20</w:t>
+            </w:r>
+          </w:p>
+        </w:tc>
+        <w:tc>
+          <w:tcPr>
+            <w:tcW w:type="dxa" w:w="1530"/>
+          </w:tcPr>
+          <w:p>
+            <w:r/>
+          </w:p>
+        </w:tc>
+        <w:tc>
+          <w:tcPr>
+            <w:tcW w:type="dxa" w:w="1530"/>
+          </w:tcPr>
+          <w:p>
+            <w:r/>
+          </w:p>
+        </w:tc>
+        <w:tc>
+          <w:tcPr>
+            <w:tcW w:type="dxa" w:w="1530"/>
+          </w:tcPr>
+          <w:p>
+            <w:r/>
+          </w:p>
+        </w:tc>
+        <w:tc>
+          <w:tcPr>
+            <w:tcW w:type="dxa" w:w="1530"/>
+          </w:tcPr>
+          <w:p>
+            <w:r/>
+          </w:p>
+        </w:tc>
+        <w:tc>
+          <w:tcPr>
+            <w:tcW w:type="dxa" w:w="1530"/>
+          </w:tcPr>
+          <w:p>
+            <w:r/>
+          </w:p>
+        </w:tc>
+        <w:tc>
+          <w:tcPr>
+            <w:tcW w:type="dxa" w:w="1530"/>
+          </w:tcPr>
+          <w:p>
+            <w:r>
+              <w:t>10:25-10:55</w:t>
+            </w:r>
+          </w:p>
+        </w:tc>
+      </w:tr>
+      <w:tr>
+        <w:tc>
+          <w:tcPr>
+            <w:tcW w:type="dxa" w:w="1530"/>
+          </w:tcPr>
+          <w:p>
+            <w:r>
+              <w:t>P5</w:t>
+            </w:r>
+          </w:p>
+        </w:tc>
+        <w:tc>
+          <w:tcPr>
+            <w:tcW w:type="dxa" w:w="1530"/>
+          </w:tcPr>
+          <w:p>
+            <w:r>
+              <w:t>11:20-12:00</w:t>
+            </w:r>
+          </w:p>
+        </w:tc>
+        <w:tc>
+          <w:tcPr>
+            <w:tcW w:type="dxa" w:w="1530"/>
+          </w:tcPr>
+          <w:p>
+            <w:r>
+              <w:t>9F</w:t>
+              <w:br/>
+              <w:t>ISLAMIAT IX</w:t>
+            </w:r>
+          </w:p>
+        </w:tc>
+        <w:tc>
+          <w:tcPr>
+            <w:tcW w:type="dxa" w:w="1530"/>
+          </w:tcPr>
+          <w:p>
+            <w:r/>
+          </w:p>
+        </w:tc>
+        <w:tc>
+          <w:tcPr>
+            <w:tcW w:type="dxa" w:w="1530"/>
+          </w:tcPr>
+          <w:p>
+            <w:r/>
+          </w:p>
+        </w:tc>
+        <w:tc>
+          <w:tcPr>
+            <w:tcW w:type="dxa" w:w="1530"/>
+          </w:tcPr>
+          <w:p>
+            <w:r>
+              <w:t>9F</w:t>
+              <w:br/>
+              <w:t>ISLAMIAT IX</w:t>
+            </w:r>
+          </w:p>
+        </w:tc>
+        <w:tc>
+          <w:tcPr>
+            <w:tcW w:type="dxa" w:w="1530"/>
+          </w:tcPr>
+          <w:p>
+            <w:r/>
+          </w:p>
+        </w:tc>
+        <w:tc>
+          <w:tcPr>
+            <w:tcW w:type="dxa" w:w="1530"/>
+          </w:tcPr>
+          <w:p>
+            <w:r>
+              <w:t>10:55-11:35</w:t>
+            </w:r>
+          </w:p>
+        </w:tc>
+      </w:tr>
+      <w:tr>
+        <w:tc>
+          <w:tcPr>
+            <w:tcW w:type="dxa" w:w="1530"/>
+          </w:tcPr>
+          <w:p>
+            <w:r>
+              <w:t>P6</w:t>
+            </w:r>
+          </w:p>
+        </w:tc>
+        <w:tc>
+          <w:tcPr>
+            <w:tcW w:type="dxa" w:w="1530"/>
+          </w:tcPr>
+          <w:p>
+            <w:r>
+              <w:t>12:00-12:40</w:t>
+            </w:r>
+          </w:p>
+        </w:tc>
+        <w:tc>
+          <w:tcPr>
+            <w:tcW w:type="dxa" w:w="1530"/>
           </w:tcPr>
           <w:p>
             <w:r>
@@ -240,11 +656,99 @@
         </w:tc>
         <w:tc>
           <w:tcPr>
-            <w:tcW w:type="dxa" w:w="1080"/>
+            <w:tcW w:type="dxa" w:w="1530"/>
+          </w:tcPr>
+          <w:p>
+            <w:r/>
+          </w:p>
+        </w:tc>
+        <w:tc>
+          <w:tcPr>
+            <w:tcW w:type="dxa" w:w="1530"/>
+          </w:tcPr>
+          <w:p>
+            <w:r/>
+          </w:p>
+        </w:tc>
+        <w:tc>
+          <w:tcPr>
+            <w:tcW w:type="dxa" w:w="1530"/>
           </w:tcPr>
           <w:p>
             <w:r>
-              <w:t>9D</w:t>
+              <w:t>6D</w:t>
+              <w:br/>
+              <w:t>ISLAMIAT</w:t>
+            </w:r>
+          </w:p>
+        </w:tc>
+        <w:tc>
+          <w:tcPr>
+            <w:tcW w:type="dxa" w:w="1530"/>
+          </w:tcPr>
+          <w:p>
+            <w:r>
+              <w:t>6D</w:t>
+              <w:br/>
+              <w:t>ARABIC</w:t>
+            </w:r>
+          </w:p>
+        </w:tc>
+        <w:tc>
+          <w:tcPr>
+            <w:tcW w:type="dxa" w:w="1530"/>
+          </w:tcPr>
+          <w:p>
+            <w:r>
+              <w:t>11:35-12:15</w:t>
+            </w:r>
+          </w:p>
+        </w:tc>
+      </w:tr>
+      <w:tr>
+        <w:tc>
+          <w:tcPr>
+            <w:tcW w:type="dxa" w:w="1530"/>
+          </w:tcPr>
+          <w:p>
+            <w:r>
+              <w:t>P7</w:t>
+            </w:r>
+          </w:p>
+        </w:tc>
+        <w:tc>
+          <w:tcPr>
+            <w:tcW w:type="dxa" w:w="1530"/>
+          </w:tcPr>
+          <w:p>
+            <w:r>
+              <w:t>12:40-1:20</w:t>
+            </w:r>
+          </w:p>
+        </w:tc>
+        <w:tc>
+          <w:tcPr>
+            <w:tcW w:type="dxa" w:w="1530"/>
+          </w:tcPr>
+          <w:p>
+            <w:r/>
+          </w:p>
+        </w:tc>
+        <w:tc>
+          <w:tcPr>
+            <w:tcW w:type="dxa" w:w="1530"/>
+          </w:tcPr>
+          <w:p>
+            <w:r/>
+          </w:p>
+        </w:tc>
+        <w:tc>
+          <w:tcPr>
+            <w:tcW w:type="dxa" w:w="1530"/>
+          </w:tcPr>
+          <w:p>
+            <w:r>
+              <w:t>9F</w:t>
               <w:br/>
               <w:t>ISLAMIAT IX</w:t>
             </w:r>
@@ -252,7 +756,7 @@
         </w:tc>
         <w:tc>
           <w:tcPr>
-            <w:tcW w:type="dxa" w:w="1080"/>
+            <w:tcW w:type="dxa" w:w="1530"/>
           </w:tcPr>
           <w:p>
             <w:r>
@@ -264,51 +768,45 @@
         </w:tc>
         <w:tc>
           <w:tcPr>
-            <w:tcW w:type="dxa" w:w="1080"/>
+            <w:tcW w:type="dxa" w:w="1530"/>
           </w:tcPr>
           <w:p>
-            <w:r>
-              <w:t>8:40-9:15</w:t>
-            </w:r>
+            <w:r/>
+          </w:p>
+        </w:tc>
+        <w:tc>
+          <w:tcPr>
+            <w:tcW w:type="dxa" w:w="1530"/>
+          </w:tcPr>
+          <w:p>
+            <w:r/>
           </w:p>
         </w:tc>
       </w:tr>
       <w:tr>
         <w:tc>
           <w:tcPr>
-            <w:tcW w:type="dxa" w:w="1080"/>
+            <w:tcW w:type="dxa" w:w="1530"/>
           </w:tcPr>
           <w:p>
             <w:r>
-              <w:t>P3</w:t>
+              <w:t>P8</w:t>
             </w:r>
           </w:p>
         </w:tc>
         <w:tc>
           <w:tcPr>
-            <w:tcW w:type="dxa" w:w="1080"/>
+            <w:tcW w:type="dxa" w:w="1530"/>
           </w:tcPr>
           <w:p>
             <w:r>
-              <w:t>9:30-10:10</w:t>
+              <w:t>1:20-2:00</w:t>
             </w:r>
           </w:p>
         </w:tc>
         <w:tc>
           <w:tcPr>
-            <w:tcW w:type="dxa" w:w="1080"/>
-          </w:tcPr>
-          <w:p>
-            <w:r>
-              <w:t>9D</w:t>
-              <w:br/>
-              <w:t>ISLAMIAT IX</w:t>
-            </w:r>
-          </w:p>
-        </w:tc>
-        <w:tc>
-          <w:tcPr>
-            <w:tcW w:type="dxa" w:w="1080"/>
+            <w:tcW w:type="dxa" w:w="1530"/>
           </w:tcPr>
           <w:p>
             <w:r>
@@ -320,95 +818,7 @@
         </w:tc>
         <w:tc>
           <w:tcPr>
-            <w:tcW w:type="dxa" w:w="1080"/>
-          </w:tcPr>
-          <w:p>
-            <w:r/>
-          </w:p>
-        </w:tc>
-        <w:tc>
-          <w:tcPr>
-            <w:tcW w:type="dxa" w:w="1080"/>
-          </w:tcPr>
-          <w:p>
-            <w:r/>
-          </w:p>
-        </w:tc>
-        <w:tc>
-          <w:tcPr>
-            <w:tcW w:type="dxa" w:w="1080"/>
-          </w:tcPr>
-          <w:p>
-            <w:r/>
-          </w:p>
-        </w:tc>
-        <w:tc>
-          <w:tcPr>
-            <w:tcW w:type="dxa" w:w="1080"/>
-          </w:tcPr>
-          <w:p>
-            <w:r>
-              <w:t>9:15-9:50</w:t>
-            </w:r>
-          </w:p>
-        </w:tc>
-      </w:tr>
-      <w:tr>
-        <w:tc>
-          <w:tcPr>
-            <w:tcW w:type="dxa" w:w="1080"/>
-          </w:tcPr>
-          <w:p>
-            <w:r>
-              <w:t>P4</w:t>
-            </w:r>
-          </w:p>
-        </w:tc>
-        <w:tc>
-          <w:tcPr>
-            <w:tcW w:type="dxa" w:w="1080"/>
-          </w:tcPr>
-          <w:p>
-            <w:r>
-              <w:t>10:10-10:50</w:t>
-            </w:r>
-          </w:p>
-        </w:tc>
-        <w:tc>
-          <w:tcPr>
-            <w:tcW w:type="dxa" w:w="1080"/>
-          </w:tcPr>
-          <w:p>
-            <w:r>
-              <w:t>9D</w:t>
-              <w:br/>
-              <w:t>ISLAMIAT IX</w:t>
-            </w:r>
-          </w:p>
-        </w:tc>
-        <w:tc>
-          <w:tcPr>
-            <w:tcW w:type="dxa" w:w="1080"/>
-          </w:tcPr>
-          <w:p>
-            <w:r/>
-          </w:p>
-        </w:tc>
-        <w:tc>
-          <w:tcPr>
-            <w:tcW w:type="dxa" w:w="1080"/>
-          </w:tcPr>
-          <w:p>
-            <w:r>
-              <w:t>6D</w:t>
-              <w:br/>
-              <w:t>ARABIC</w:t>
-            </w:r>
-          </w:p>
-        </w:tc>
-        <w:tc>
-          <w:tcPr>
-            <w:tcW w:type="dxa" w:w="1080"/>
+            <w:tcW w:type="dxa" w:w="1530"/>
           </w:tcPr>
           <w:p>
             <w:r>
@@ -420,7 +830,7 @@
         </w:tc>
         <w:tc>
           <w:tcPr>
-            <w:tcW w:type="dxa" w:w="1080"/>
+            <w:tcW w:type="dxa" w:w="1530"/>
           </w:tcPr>
           <w:p>
             <w:r/>
@@ -428,51 +838,7 @@
         </w:tc>
         <w:tc>
           <w:tcPr>
-            <w:tcW w:type="dxa" w:w="1080"/>
-          </w:tcPr>
-          <w:p>
-            <w:r>
-              <w:t>9:50-10:25</w:t>
-            </w:r>
-          </w:p>
-        </w:tc>
-      </w:tr>
-      <w:tr>
-        <w:tc>
-          <w:tcPr>
-            <w:tcW w:type="dxa" w:w="1080"/>
-          </w:tcPr>
-          <w:p>
-            <w:r>
-              <w:t>P5</w:t>
-            </w:r>
-          </w:p>
-        </w:tc>
-        <w:tc>
-          <w:tcPr>
-            <w:tcW w:type="dxa" w:w="1080"/>
-          </w:tcPr>
-          <w:p>
-            <w:r>
-              <w:t>10:50-11:30</w:t>
-            </w:r>
-          </w:p>
-        </w:tc>
-        <w:tc>
-          <w:tcPr>
-            <w:tcW w:type="dxa" w:w="1080"/>
-          </w:tcPr>
-          <w:p>
-            <w:r>
-              <w:t>6D</w:t>
-              <w:br/>
-              <w:t>ISLAMIAT</w:t>
-            </w:r>
-          </w:p>
-        </w:tc>
-        <w:tc>
-          <w:tcPr>
-            <w:tcW w:type="dxa" w:w="1080"/>
+            <w:tcW w:type="dxa" w:w="1530"/>
           </w:tcPr>
           <w:p>
             <w:r/>
@@ -480,73 +846,7 @@
         </w:tc>
         <w:tc>
           <w:tcPr>
-            <w:tcW w:type="dxa" w:w="1080"/>
-          </w:tcPr>
-          <w:p>
-            <w:r>
-              <w:t>9A</w:t>
-              <w:br/>
-              <w:t>ISLAMIAT IX</w:t>
-            </w:r>
-          </w:p>
-        </w:tc>
-        <w:tc>
-          <w:tcPr>
-            <w:tcW w:type="dxa" w:w="1080"/>
-          </w:tcPr>
-          <w:p>
-            <w:r>
-              <w:t>9A</w:t>
-              <w:br/>
-              <w:t>ISLAMIAT IX</w:t>
-            </w:r>
-          </w:p>
-        </w:tc>
-        <w:tc>
-          <w:tcPr>
-            <w:tcW w:type="dxa" w:w="1080"/>
-          </w:tcPr>
-          <w:p>
-            <w:r>
-              <w:t>Lunch</w:t>
-            </w:r>
-          </w:p>
-        </w:tc>
-        <w:tc>
-          <w:tcPr>
-            <w:tcW w:type="dxa" w:w="1080"/>
-          </w:tcPr>
-          <w:p>
-            <w:r>
-              <w:t>10:55-11:35</w:t>
-            </w:r>
-          </w:p>
-        </w:tc>
-      </w:tr>
-      <w:tr>
-        <w:tc>
-          <w:tcPr>
-            <w:tcW w:type="dxa" w:w="1080"/>
-          </w:tcPr>
-          <w:p>
-            <w:r>
-              <w:t>Lunch</w:t>
-            </w:r>
-          </w:p>
-        </w:tc>
-        <w:tc>
-          <w:tcPr>
-            <w:tcW w:type="dxa" w:w="1080"/>
-          </w:tcPr>
-          <w:p>
-            <w:r>
-              <w:t>11:30-12:00</w:t>
-            </w:r>
-          </w:p>
-        </w:tc>
-        <w:tc>
-          <w:tcPr>
-            <w:tcW w:type="dxa" w:w="1080"/>
+            <w:tcW w:type="dxa" w:w="1530"/>
           </w:tcPr>
           <w:p>
             <w:r/>
@@ -554,285 +854,7 @@
         </w:tc>
         <w:tc>
           <w:tcPr>
-            <w:tcW w:type="dxa" w:w="1080"/>
-          </w:tcPr>
-          <w:p>
-            <w:r/>
-          </w:p>
-        </w:tc>
-        <w:tc>
-          <w:tcPr>
-            <w:tcW w:type="dxa" w:w="1080"/>
-          </w:tcPr>
-          <w:p>
-            <w:r/>
-          </w:p>
-        </w:tc>
-        <w:tc>
-          <w:tcPr>
-            <w:tcW w:type="dxa" w:w="1080"/>
-          </w:tcPr>
-          <w:p>
-            <w:r/>
-          </w:p>
-        </w:tc>
-        <w:tc>
-          <w:tcPr>
-            <w:tcW w:type="dxa" w:w="1080"/>
-          </w:tcPr>
-          <w:p>
-            <w:r>
-              <w:t>6D</w:t>
-              <w:br/>
-              <w:t>ISLAMIAT</w:t>
-            </w:r>
-          </w:p>
-        </w:tc>
-        <w:tc>
-          <w:tcPr>
-            <w:tcW w:type="dxa" w:w="1080"/>
-          </w:tcPr>
-          <w:p>
-            <w:r>
-              <w:t>10:25-10:55</w:t>
-            </w:r>
-          </w:p>
-        </w:tc>
-      </w:tr>
-      <w:tr>
-        <w:tc>
-          <w:tcPr>
-            <w:tcW w:type="dxa" w:w="1080"/>
-          </w:tcPr>
-          <w:p>
-            <w:r>
-              <w:t>P6</w:t>
-            </w:r>
-          </w:p>
-        </w:tc>
-        <w:tc>
-          <w:tcPr>
-            <w:tcW w:type="dxa" w:w="1080"/>
-          </w:tcPr>
-          <w:p>
-            <w:r>
-              <w:t>12:00-12:40</w:t>
-            </w:r>
-          </w:p>
-        </w:tc>
-        <w:tc>
-          <w:tcPr>
-            <w:tcW w:type="dxa" w:w="1080"/>
-          </w:tcPr>
-          <w:p>
-            <w:r/>
-          </w:p>
-        </w:tc>
-        <w:tc>
-          <w:tcPr>
-            <w:tcW w:type="dxa" w:w="1080"/>
-          </w:tcPr>
-          <w:p>
-            <w:r/>
-          </w:p>
-        </w:tc>
-        <w:tc>
-          <w:tcPr>
-            <w:tcW w:type="dxa" w:w="1080"/>
-          </w:tcPr>
-          <w:p>
-            <w:r>
-              <w:t>9F</w:t>
-              <w:br/>
-              <w:t>ISLAMIAT IX</w:t>
-            </w:r>
-          </w:p>
-        </w:tc>
-        <w:tc>
-          <w:tcPr>
-            <w:tcW w:type="dxa" w:w="1080"/>
-          </w:tcPr>
-          <w:p>
-            <w:r/>
-          </w:p>
-        </w:tc>
-        <w:tc>
-          <w:tcPr>
-            <w:tcW w:type="dxa" w:w="1080"/>
-          </w:tcPr>
-          <w:p>
-            <w:r>
-              <w:t>9F</w:t>
-              <w:br/>
-              <w:t>ISLAMIAT IX</w:t>
-            </w:r>
-          </w:p>
-        </w:tc>
-        <w:tc>
-          <w:tcPr>
-            <w:tcW w:type="dxa" w:w="1080"/>
-          </w:tcPr>
-          <w:p>
-            <w:r>
-              <w:t>11:35-12:15</w:t>
-            </w:r>
-          </w:p>
-        </w:tc>
-      </w:tr>
-      <w:tr>
-        <w:tc>
-          <w:tcPr>
-            <w:tcW w:type="dxa" w:w="1080"/>
-          </w:tcPr>
-          <w:p>
-            <w:r>
-              <w:t>P7</w:t>
-            </w:r>
-          </w:p>
-        </w:tc>
-        <w:tc>
-          <w:tcPr>
-            <w:tcW w:type="dxa" w:w="1080"/>
-          </w:tcPr>
-          <w:p>
-            <w:r>
-              <w:t>12:40-1:20</w:t>
-            </w:r>
-          </w:p>
-        </w:tc>
-        <w:tc>
-          <w:tcPr>
-            <w:tcW w:type="dxa" w:w="1080"/>
-          </w:tcPr>
-          <w:p>
-            <w:r/>
-          </w:p>
-        </w:tc>
-        <w:tc>
-          <w:tcPr>
-            <w:tcW w:type="dxa" w:w="1080"/>
-          </w:tcPr>
-          <w:p>
-            <w:r>
-              <w:t>9A</w:t>
-              <w:br/>
-              <w:t>ISLAMIAT IX</w:t>
-            </w:r>
-          </w:p>
-        </w:tc>
-        <w:tc>
-          <w:tcPr>
-            <w:tcW w:type="dxa" w:w="1080"/>
-          </w:tcPr>
-          <w:p>
-            <w:r/>
-          </w:p>
-        </w:tc>
-        <w:tc>
-          <w:tcPr>
-            <w:tcW w:type="dxa" w:w="1080"/>
-          </w:tcPr>
-          <w:p>
-            <w:r>
-              <w:t>9F</w:t>
-              <w:br/>
-              <w:t>ISLAMIAT IX</w:t>
-            </w:r>
-          </w:p>
-        </w:tc>
-        <w:tc>
-          <w:tcPr>
-            <w:tcW w:type="dxa" w:w="1080"/>
-          </w:tcPr>
-          <w:p>
-            <w:r/>
-          </w:p>
-        </w:tc>
-        <w:tc>
-          <w:tcPr>
-            <w:tcW w:type="dxa" w:w="1080"/>
-          </w:tcPr>
-          <w:p>
-            <w:r/>
-          </w:p>
-        </w:tc>
-      </w:tr>
-      <w:tr>
-        <w:tc>
-          <w:tcPr>
-            <w:tcW w:type="dxa" w:w="1080"/>
-          </w:tcPr>
-          <w:p>
-            <w:r>
-              <w:t>P8</w:t>
-            </w:r>
-          </w:p>
-        </w:tc>
-        <w:tc>
-          <w:tcPr>
-            <w:tcW w:type="dxa" w:w="1080"/>
-          </w:tcPr>
-          <w:p>
-            <w:r>
-              <w:t>1:20-2:00</w:t>
-            </w:r>
-          </w:p>
-        </w:tc>
-        <w:tc>
-          <w:tcPr>
-            <w:tcW w:type="dxa" w:w="1080"/>
-          </w:tcPr>
-          <w:p>
-            <w:r>
-              <w:t>9A</w:t>
-              <w:br/>
-              <w:t>ISLAMIAT IX</w:t>
-            </w:r>
-          </w:p>
-        </w:tc>
-        <w:tc>
-          <w:tcPr>
-            <w:tcW w:type="dxa" w:w="1080"/>
-          </w:tcPr>
-          <w:p>
-            <w:r>
-              <w:t>9D</w:t>
-              <w:br/>
-              <w:t>ISLAMIAT IX</w:t>
-            </w:r>
-          </w:p>
-        </w:tc>
-        <w:tc>
-          <w:tcPr>
-            <w:tcW w:type="dxa" w:w="1080"/>
-          </w:tcPr>
-          <w:p>
-            <w:r/>
-          </w:p>
-        </w:tc>
-        <w:tc>
-          <w:tcPr>
-            <w:tcW w:type="dxa" w:w="1080"/>
-          </w:tcPr>
-          <w:p>
-            <w:r>
-              <w:t>6D</w:t>
-              <w:br/>
-              <w:t>ARABIC</w:t>
-            </w:r>
-          </w:p>
-        </w:tc>
-        <w:tc>
-          <w:tcPr>
-            <w:tcW w:type="dxa" w:w="1080"/>
-          </w:tcPr>
-          <w:p>
-            <w:r/>
-          </w:p>
-        </w:tc>
-        <w:tc>
-          <w:tcPr>
-            <w:tcW w:type="dxa" w:w="1080"/>
+            <w:tcW w:type="dxa" w:w="1530"/>
           </w:tcPr>
           <w:p>
             <w:r/>
@@ -841,7 +863,7 @@
       </w:tr>
     </w:tbl>
     <w:sectPr>
-      <w:pgSz w:w="12240" w:h="15840"/>
+      <w:pgSz w:w="15840" w:h="12240" w:orient="landscape"/>
       <w:pgMar w:top="1440" w:right="1800" w:bottom="1440" w:left="1800" w:header="720" w:footer="720" w:gutter="0"/>
       <w:cols w:space="720"/>
       <w:docGrid w:linePitch="360"/>

--- a/SALMAN_timetable.docx
+++ b/SALMAN_timetable.docx
@@ -339,11 +339,7 @@
             <w:tcW w:type="dxa" w:w="1530"/>
           </w:tcPr>
           <w:p>
-            <w:r>
-              <w:t>9A</w:t>
-              <w:br/>
-              <w:t>ISLAMIAT IX</w:t>
-            </w:r>
+            <w:r/>
           </w:p>
         </w:tc>
         <w:tc>
@@ -579,7 +575,11 @@
             <w:tcW w:type="dxa" w:w="1530"/>
           </w:tcPr>
           <w:p>
-            <w:r/>
+            <w:r>
+              <w:t>9A</w:t>
+              <w:br/>
+              <w:t>ISLAMIAT IX</w:t>
+            </w:r>
           </w:p>
         </w:tc>
         <w:tc>

--- a/SALMAN_timetable.docx
+++ b/SALMAN_timetable.docx
@@ -339,7 +339,11 @@
             <w:tcW w:type="dxa" w:w="1530"/>
           </w:tcPr>
           <w:p>
-            <w:r/>
+            <w:r>
+              <w:t>9F</w:t>
+              <w:br/>
+              <w:t>ISLAMIAT IX</w:t>
+            </w:r>
           </w:p>
         </w:tc>
         <w:tc>
@@ -595,11 +599,7 @@
             <w:tcW w:type="dxa" w:w="1530"/>
           </w:tcPr>
           <w:p>
-            <w:r>
-              <w:t>9F</w:t>
-              <w:br/>
-              <w:t>ISLAMIAT IX</w:t>
-            </w:r>
+            <w:r/>
           </w:p>
         </w:tc>
         <w:tc>

--- a/SALMAN_timetable.docx
+++ b/SALMAN_timetable.docx
@@ -195,11 +195,7 @@
             <w:tcW w:type="dxa" w:w="1530"/>
           </w:tcPr>
           <w:p>
-            <w:r>
-              <w:t>9D</w:t>
-              <w:br/>
-              <w:t>ISLAMIAT IX</w:t>
-            </w:r>
+            <w:r/>
           </w:p>
         </w:tc>
         <w:tc>
@@ -240,7 +236,7 @@
           </w:tcPr>
           <w:p>
             <w:r>
-              <w:t>9A</w:t>
+              <w:t>9F</w:t>
               <w:br/>
               <w:t>ISLAMIAT IX</w:t>
             </w:r>
@@ -252,7 +248,27 @@
           </w:tcPr>
           <w:p>
             <w:r>
-              <w:t>9D</w:t>
+              <w:t>6D</w:t>
+              <w:br/>
+              <w:t>ARABIC</w:t>
+            </w:r>
+          </w:p>
+        </w:tc>
+        <w:tc>
+          <w:tcPr>
+            <w:tcW w:type="dxa" w:w="1530"/>
+          </w:tcPr>
+          <w:p>
+            <w:r/>
+          </w:p>
+        </w:tc>
+        <w:tc>
+          <w:tcPr>
+            <w:tcW w:type="dxa" w:w="1530"/>
+          </w:tcPr>
+          <w:p>
+            <w:r>
+              <w:t>9F</w:t>
               <w:br/>
               <w:t>ISLAMIAT IX</w:t>
             </w:r>
@@ -263,35 +279,7 @@
             <w:tcW w:type="dxa" w:w="1530"/>
           </w:tcPr>
           <w:p>
-            <w:r>
-              <w:t>9D</w:t>
-              <w:br/>
-              <w:t>ISLAMIAT IX</w:t>
-            </w:r>
-          </w:p>
-        </w:tc>
-        <w:tc>
-          <w:tcPr>
-            <w:tcW w:type="dxa" w:w="1530"/>
-          </w:tcPr>
-          <w:p>
-            <w:r>
-              <w:t>9D</w:t>
-              <w:br/>
-              <w:t>ISLAMIAT IX</w:t>
-            </w:r>
-          </w:p>
-        </w:tc>
-        <w:tc>
-          <w:tcPr>
-            <w:tcW w:type="dxa" w:w="1530"/>
-          </w:tcPr>
-          <w:p>
-            <w:r>
-              <w:t>9A</w:t>
-              <w:br/>
-              <w:t>ISLAMIAT IX</w:t>
-            </w:r>
+            <w:r/>
           </w:p>
         </w:tc>
         <w:tc>
@@ -331,16 +319,8 @@
             <w:tcW w:type="dxa" w:w="1530"/>
           </w:tcPr>
           <w:p>
-            <w:r/>
-          </w:p>
-        </w:tc>
-        <w:tc>
-          <w:tcPr>
-            <w:tcW w:type="dxa" w:w="1530"/>
-          </w:tcPr>
-          <w:p>
             <w:r>
-              <w:t>9F</w:t>
+              <w:t>9A</w:t>
               <w:br/>
               <w:t>ISLAMIAT IX</w:t>
             </w:r>
@@ -352,9 +332,9 @@
           </w:tcPr>
           <w:p>
             <w:r>
-              <w:t>6D</w:t>
+              <w:t>9A</w:t>
               <w:br/>
-              <w:t>ISLAMIAT</w:t>
+              <w:t>ISLAMIAT IX</w:t>
             </w:r>
           </w:p>
         </w:tc>
@@ -363,7 +343,23 @@
             <w:tcW w:type="dxa" w:w="1530"/>
           </w:tcPr>
           <w:p>
-            <w:r/>
+            <w:r>
+              <w:t>9A</w:t>
+              <w:br/>
+              <w:t>ISLAMIAT IX</w:t>
+            </w:r>
+          </w:p>
+        </w:tc>
+        <w:tc>
+          <w:tcPr>
+            <w:tcW w:type="dxa" w:w="1530"/>
+          </w:tcPr>
+          <w:p>
+            <w:r>
+              <w:t>8E</w:t>
+              <w:br/>
+              <w:t>ARABIC</w:t>
+            </w:r>
           </w:p>
         </w:tc>
         <w:tc>
@@ -423,16 +419,8 @@
             <w:tcW w:type="dxa" w:w="1530"/>
           </w:tcPr>
           <w:p>
-            <w:r/>
-          </w:p>
-        </w:tc>
-        <w:tc>
-          <w:tcPr>
-            <w:tcW w:type="dxa" w:w="1530"/>
-          </w:tcPr>
-          <w:p>
             <w:r>
-              <w:t>9A</w:t>
+              <w:t>9F</w:t>
               <w:br/>
               <w:t>ISLAMIAT IX</w:t>
             </w:r>
@@ -448,6 +436,14 @@
               <w:br/>
               <w:t>ARABIC</w:t>
             </w:r>
+          </w:p>
+        </w:tc>
+        <w:tc>
+          <w:tcPr>
+            <w:tcW w:type="dxa" w:w="1530"/>
+          </w:tcPr>
+          <w:p>
+            <w:r/>
           </w:p>
         </w:tc>
         <w:tc>
@@ -567,11 +563,7 @@
             <w:tcW w:type="dxa" w:w="1530"/>
           </w:tcPr>
           <w:p>
-            <w:r>
-              <w:t>9F</w:t>
-              <w:br/>
-              <w:t>ISLAMIAT IX</w:t>
-            </w:r>
+            <w:r/>
           </w:p>
         </w:tc>
         <w:tc>
@@ -591,7 +583,11 @@
             <w:tcW w:type="dxa" w:w="1530"/>
           </w:tcPr>
           <w:p>
-            <w:r/>
+            <w:r>
+              <w:t>9F</w:t>
+              <w:br/>
+              <w:t>ISLAMIAT IX</w:t>
+            </w:r>
           </w:p>
         </w:tc>
         <w:tc>
@@ -599,7 +595,11 @@
             <w:tcW w:type="dxa" w:w="1530"/>
           </w:tcPr>
           <w:p>
-            <w:r/>
+            <w:r>
+              <w:t>8E</w:t>
+              <w:br/>
+              <w:t>ISLAMIAT</w:t>
+            </w:r>
           </w:p>
         </w:tc>
         <w:tc>
@@ -607,7 +607,11 @@
             <w:tcW w:type="dxa" w:w="1530"/>
           </w:tcPr>
           <w:p>
-            <w:r/>
+            <w:r>
+              <w:t>6D</w:t>
+              <w:br/>
+              <w:t>ISLAMIAT</w:t>
+            </w:r>
           </w:p>
         </w:tc>
         <w:tc>
@@ -648,9 +652,9 @@
           </w:tcPr>
           <w:p>
             <w:r>
-              <w:t>9D</w:t>
+              <w:t>8E</w:t>
               <w:br/>
-              <w:t>ISLAMIAT IX</w:t>
+              <w:t>ISLAMIAT</w:t>
             </w:r>
           </w:p>
         </w:tc>
@@ -659,15 +663,11 @@
             <w:tcW w:type="dxa" w:w="1530"/>
           </w:tcPr>
           <w:p>
-            <w:r/>
-          </w:p>
-        </w:tc>
-        <w:tc>
-          <w:tcPr>
-            <w:tcW w:type="dxa" w:w="1530"/>
-          </w:tcPr>
-          <w:p>
-            <w:r/>
+            <w:r>
+              <w:t>8E</w:t>
+              <w:br/>
+              <w:t>ARABIC</w:t>
+            </w:r>
           </w:p>
         </w:tc>
         <w:tc>
@@ -687,11 +687,15 @@
             <w:tcW w:type="dxa" w:w="1530"/>
           </w:tcPr>
           <w:p>
-            <w:r>
-              <w:t>6D</w:t>
-              <w:br/>
-              <w:t>ARABIC</w:t>
-            </w:r>
+            <w:r/>
+          </w:p>
+        </w:tc>
+        <w:tc>
+          <w:tcPr>
+            <w:tcW w:type="dxa" w:w="1530"/>
+          </w:tcPr>
+          <w:p>
+            <w:r/>
           </w:p>
         </w:tc>
         <w:tc>
@@ -731,6 +735,18 @@
             <w:tcW w:type="dxa" w:w="1530"/>
           </w:tcPr>
           <w:p>
+            <w:r>
+              <w:t>6D</w:t>
+              <w:br/>
+              <w:t>ISLAMIAT</w:t>
+            </w:r>
+          </w:p>
+        </w:tc>
+        <w:tc>
+          <w:tcPr>
+            <w:tcW w:type="dxa" w:w="1530"/>
+          </w:tcPr>
+          <w:p>
             <w:r/>
           </w:p>
         </w:tc>
@@ -747,23 +763,7 @@
             <w:tcW w:type="dxa" w:w="1530"/>
           </w:tcPr>
           <w:p>
-            <w:r>
-              <w:t>9F</w:t>
-              <w:br/>
-              <w:t>ISLAMIAT IX</w:t>
-            </w:r>
-          </w:p>
-        </w:tc>
-        <w:tc>
-          <w:tcPr>
-            <w:tcW w:type="dxa" w:w="1530"/>
-          </w:tcPr>
-          <w:p>
-            <w:r>
-              <w:t>9A</w:t>
-              <w:br/>
-              <w:t>ISLAMIAT IX</w:t>
-            </w:r>
+            <w:r/>
           </w:p>
         </w:tc>
         <w:tc>
@@ -809,23 +809,7 @@
             <w:tcW w:type="dxa" w:w="1530"/>
           </w:tcPr>
           <w:p>
-            <w:r>
-              <w:t>6D</w:t>
-              <w:br/>
-              <w:t>ISLAMIAT</w:t>
-            </w:r>
-          </w:p>
-        </w:tc>
-        <w:tc>
-          <w:tcPr>
-            <w:tcW w:type="dxa" w:w="1530"/>
-          </w:tcPr>
-          <w:p>
-            <w:r>
-              <w:t>9F</w:t>
-              <w:br/>
-              <w:t>ISLAMIAT IX</w:t>
-            </w:r>
+            <w:r/>
           </w:p>
         </w:tc>
         <w:tc>
@@ -841,7 +825,23 @@
             <w:tcW w:type="dxa" w:w="1530"/>
           </w:tcPr>
           <w:p>
-            <w:r/>
+            <w:r>
+              <w:t>8E</w:t>
+              <w:br/>
+              <w:t>ISLAMIAT</w:t>
+            </w:r>
+          </w:p>
+        </w:tc>
+        <w:tc>
+          <w:tcPr>
+            <w:tcW w:type="dxa" w:w="1530"/>
+          </w:tcPr>
+          <w:p>
+            <w:r>
+              <w:t>9A</w:t>
+              <w:br/>
+              <w:t>ISLAMIAT IX</w:t>
+            </w:r>
           </w:p>
         </w:tc>
         <w:tc>
